--- a/Đề thi Sâu Răng Học RHM/RHM K48.docx
+++ b/Đề thi Sâu Răng Học RHM/RHM K48.docx
@@ -1615,7 +1615,7 @@
         <w:t xml:space="preserve">Ghi chú: </w:t>
       </w:r>
       <w:r>
-        <w:t>Câu 20: mép trang bị cắt mất phần đầu dòng; phương án C đọc được là "…không thấy rõ trên X-quang … vẫn hiện diện".</w:t>
+        <w:t>Câu 20: mép trang bị cắt mất phần đầu dòng; phương án “Cầu ngà có thể không thấy rõ trên X-quang” đọc được là "…không thấy rõ trên X-quang … vẫn hiện diện".</w:t>
       </w:r>
     </w:p>
     <w:p>
@@ -6445,7 +6445,7 @@
         <w:t xml:space="preserve">Ghi chú: </w:t>
       </w:r>
       <w:r>
-        <w:t>Đáp án chính thức của đề là D. Lưu ý: theo sách, kháng thể chủ yếu trong nước bọt là IgA tiết (sIgA) — nếu gặp lại câu này nên đối chiếu thêm.</w:t>
+        <w:t>Đáp án chính thức của đề là “A, B đúng”. Lưu ý: theo sách, kháng thể chủ yếu trong nước bọt là IgA tiết (sIgA) — nếu gặp lại câu này nên đối chiếu thêm.</w:t>
       </w:r>
     </w:p>
     <w:p>

--- a/Đề thi Sâu Răng Học RHM/RHM K48.docx
+++ b/Đề thi Sâu Răng Học RHM/RHM K48.docx
@@ -1612,10 +1612,21 @@
         <w:rPr>
           <w:b/>
         </w:rPr>
-        <w:t xml:space="preserve">Ghi chú: </w:t>
-      </w:r>
-      <w:r>
-        <w:t>Câu 20: mép trang bị cắt mất phần đầu dòng; phương án “Cầu ngà có thể không thấy rõ trên X-quang” đọc được là "…không thấy rõ trên X-quang … vẫn hiện diện".</w:t>
+        <w:t xml:space="preserve">Giải thích: </w:t>
+      </w:r>
+      <w:r>
+        <w:t>Sau che tủy trực tiếp khoảng 4 tuần cầu ngà bắt đầu hình thành và có thể thấy trên phim, nhưng giáo trình nhấn mạnh rằng trong che tủy trực tiếp, các thử nghiệm độ sống của tủy có thể tin tưởng được. Sau 1 năm, test tủy dương tính cho thấy tủy vẫn sống và đáp ứng bình thường; cầu ngà mỏng hoặc chồng hình có thể không thấy rõ trên X-quang dù vẫn hiện diện. Cần tiếp tục tái khám mỗi 6 tháng trong 2–4 năm để phát hiện vôi hóa hay nội tiêu. (Giáo trình Sâu Răng Học, Bài 9, mục 3.1 và phần theo dõi bệnh nhân)</w:t>
+      </w:r>
+    </w:p>
+    <w:p>
+      <w:r>
+        <w:rPr>
+          <w:b/>
+        </w:rPr>
+        <w:t xml:space="preserve">Ghi chú bản scan: </w:t>
+      </w:r>
+      <w:r>
+        <w:t>Mép trang bản scan bị cắt mất đầu dòng của phương án này; phần đọc được là “…không thấy rõ trên X-quang … vẫn hiện diện”.</w:t>
       </w:r>
     </w:p>
     <w:p>
@@ -6434,18 +6445,29 @@
         <w:rPr>
           <w:b/>
         </w:rPr>
-        <w:t>Đáp án: D</w:t>
-      </w:r>
-    </w:p>
-    <w:p>
-      <w:r>
-        <w:rPr>
-          <w:b/>
-        </w:rPr>
-        <w:t xml:space="preserve">Ghi chú: </w:t>
-      </w:r>
-      <w:r>
-        <w:t>Đáp án chính thức của đề là “A, B đúng”. Lưu ý: theo sách, kháng thể chủ yếu trong nước bọt là IgA tiết (sIgA) — nếu gặp lại câu này nên đối chiếu thêm.</w:t>
+        <w:t>Đáp án: C (AI làm đáp án — đề gốc chọn D. A, B đúng)</w:t>
+      </w:r>
+    </w:p>
+    <w:p>
+      <w:r>
+        <w:rPr>
+          <w:b/>
+        </w:rPr>
+        <w:t xml:space="preserve">Giải thích: </w:t>
+      </w:r>
+      <w:r>
+        <w:t>Giáo trình mô tả: vi khuẩn được nuốt vào tiếp xúc với mô lympho ở mảng Peyer, các tế bào miễn dịch được hoạt hóa di chuyển tới các tuyến nước bọt, sản xuất kháng thể IgA và bài tiết vào nước bọt. IgA làm ngưng kết vi khuẩn, ngăn chúng bám dính lên bề mặt răng nên dễ bị loại bỏ khi nuốt nước bọt; người có nồng độ IgA cao chống Streptococcus mutans được bảo vệ tốt hơn trước sâu răng. (Giáo trình Sâu Răng Học, Bài 4)</w:t>
+      </w:r>
+    </w:p>
+    <w:p>
+      <w:r>
+        <w:rPr>
+          <w:b/>
+        </w:rPr>
+        <w:t xml:space="preserve">Ghi chú bản scan: </w:t>
+      </w:r>
+      <w:r>
+        <w:t>Đáp án “A, B đúng” là đáp án chính thức in kèm đề K48, không phải dấu khoanh tay.</w:t>
       </w:r>
     </w:p>
     <w:p>
